--- a/docs/report/Battery_HVAC_Performance_Tests/Preparing_HVAC_ON/bms_preparing_hvac_on_report.docx
+++ b/docs/report/Battery_HVAC_Performance_Tests/Preparing_HVAC_ON/bms_preparing_hvac_on_report.docx
@@ -84,7 +84,7 @@
         <w:t xml:space="preserve">Test Duration: </w:t>
       </w:r>
       <w:r>
-        <w:t>3599.96 s (60.00 mins)</w:t>
+        <w:t>3599.89 s (60.00 mins)</w:t>
         <w:br/>
       </w:r>
     </w:p>
@@ -104,7 +104,7 @@
         <w:t xml:space="preserve">• Average Total Power: </w:t>
       </w:r>
       <w:r>
-        <w:t>3.6997 kW</w:t>
+        <w:t>1.2679 kW</w:t>
         <w:br/>
       </w:r>
       <w:r>
@@ -114,7 +114,7 @@
         <w:t xml:space="preserve">• Total Energy Consumed during Test: </w:t>
       </w:r>
       <w:r>
-        <w:t>3.6996 kWh</w:t>
+        <w:t>1.2678 kWh</w:t>
         <w:br/>
       </w:r>
       <w:r>
@@ -127,7 +127,7 @@
         <w:rPr>
           <w:b/>
         </w:rPr>
-        <w:t>27.86 Hours</w:t>
+        <w:t>81.29 Hours</w:t>
         <w:br/>
       </w:r>
       <w:r>
@@ -233,7 +233,7 @@
           </w:tcPr>
           <w:p>
             <w:r>
-              <w:t>127.8 V</w:t>
+              <w:t>127.4 V</w:t>
             </w:r>
           </w:p>
         </w:tc>
@@ -243,7 +243,7 @@
           </w:tcPr>
           <w:p>
             <w:r>
-              <w:t>127.8 V</w:t>
+              <w:t>127.4 V</w:t>
             </w:r>
           </w:p>
         </w:tc>
@@ -275,7 +275,7 @@
           </w:tcPr>
           <w:p>
             <w:r>
-              <w:t>127.9 V</w:t>
+              <w:t>127.7 V</w:t>
             </w:r>
           </w:p>
         </w:tc>
@@ -285,7 +285,7 @@
           </w:tcPr>
           <w:p>
             <w:r>
-              <w:t>127.9 V</w:t>
+              <w:t>127.7 V</w:t>
             </w:r>
           </w:p>
         </w:tc>
@@ -317,7 +317,7 @@
           </w:tcPr>
           <w:p>
             <w:r>
-              <w:t>127.89 V</w:t>
+              <w:t>127.52 V</w:t>
             </w:r>
           </w:p>
         </w:tc>
@@ -327,7 +327,7 @@
           </w:tcPr>
           <w:p>
             <w:r>
-              <w:t>127.90 V</w:t>
+              <w:t>127.52 V</w:t>
             </w:r>
           </w:p>
         </w:tc>
@@ -359,7 +359,7 @@
           </w:tcPr>
           <w:p>
             <w:r>
-              <w:t>13.528 A</w:t>
+              <w:t>2.000 A</w:t>
             </w:r>
           </w:p>
         </w:tc>
@@ -369,7 +369,7 @@
           </w:tcPr>
           <w:p>
             <w:r>
-              <w:t>13.633 A</w:t>
+              <w:t>1.600 A</w:t>
             </w:r>
           </w:p>
         </w:tc>
@@ -401,7 +401,7 @@
           </w:tcPr>
           <w:p>
             <w:r>
-              <w:t>18.141 A</w:t>
+              <w:t>9.300 A</w:t>
             </w:r>
           </w:p>
         </w:tc>
@@ -411,7 +411,7 @@
           </w:tcPr>
           <w:p>
             <w:r>
-              <w:t>18.129 A</w:t>
+              <w:t>8.900 A</w:t>
             </w:r>
           </w:p>
         </w:tc>
@@ -443,7 +443,7 @@
           </w:tcPr>
           <w:p>
             <w:r>
-              <w:t>14.428 A</w:t>
+              <w:t>5.113 A</w:t>
             </w:r>
           </w:p>
         </w:tc>
@@ -453,7 +453,7 @@
           </w:tcPr>
           <w:p>
             <w:r>
-              <w:t>14.499 A</w:t>
+              <w:t>4.830 A</w:t>
             </w:r>
           </w:p>
         </w:tc>
@@ -485,7 +485,7 @@
           </w:tcPr>
           <w:p>
             <w:r>
-              <w:t>1.730 kW</w:t>
+              <w:t>0.255 kW</w:t>
             </w:r>
           </w:p>
         </w:tc>
@@ -495,7 +495,7 @@
           </w:tcPr>
           <w:p>
             <w:r>
-              <w:t>1.744 kW</w:t>
+              <w:t>0.204 kW</w:t>
             </w:r>
           </w:p>
         </w:tc>
@@ -505,7 +505,7 @@
           </w:tcPr>
           <w:p>
             <w:r>
-              <w:t>3.504 kW</w:t>
+              <w:t>0.485 kW</w:t>
             </w:r>
           </w:p>
         </w:tc>
@@ -527,7 +527,7 @@
           </w:tcPr>
           <w:p>
             <w:r>
-              <w:t>2.318 kW</w:t>
+              <w:t>1.186 kW</w:t>
             </w:r>
           </w:p>
         </w:tc>
@@ -537,7 +537,7 @@
           </w:tcPr>
           <w:p>
             <w:r>
-              <w:t>2.319 kW</w:t>
+              <w:t>1.135 kW</w:t>
             </w:r>
           </w:p>
         </w:tc>
@@ -547,7 +547,7 @@
           </w:tcPr>
           <w:p>
             <w:r>
-              <w:t>4.602 kW</w:t>
+              <w:t>2.308 kW</w:t>
             </w:r>
           </w:p>
         </w:tc>
@@ -569,7 +569,7 @@
           </w:tcPr>
           <w:p>
             <w:r>
-              <w:t>1.845 kW</w:t>
+              <w:t>0.652 kW</w:t>
             </w:r>
           </w:p>
         </w:tc>
@@ -579,7 +579,7 @@
           </w:tcPr>
           <w:p>
             <w:r>
-              <w:t>1.854 kW</w:t>
+              <w:t>0.616 kW</w:t>
             </w:r>
           </w:p>
         </w:tc>
@@ -589,7 +589,7 @@
           </w:tcPr>
           <w:p>
             <w:r>
-              <w:t>3.700 kW</w:t>
+              <w:t>1.268 kW</w:t>
             </w:r>
           </w:p>
         </w:tc>
